--- a/worksheets/1-3-2.docx
+++ b/worksheets/1-3-2.docx
@@ -189,7 +189,7 @@
           <w:szCs w:val="36"/>
           <w:cs/>
         </w:rPr>
-        <w:t>คุณสมบัติ</w:t>
+        <w:t>พฤติกรรม</w:t>
       </w:r>
     </w:p>
     <w:p>
